--- a/static/media/4.qd_ktr_giai_the_HT.docx
+++ b/static/media/4.qd_ktr_giai_the_HT.docx
@@ -1519,7 +1519,19 @@
         <w:rPr>
           <w:color w:val="auto"/>
         </w:rPr>
-        <w:t xml:space="preserve">ịa chỉ: &lt;dia_chi&gt;, về các nội dung sau: </w:t>
+        <w:t>ịa chỉ: &lt;dia_chi&gt;</w:t>
+      </w:r>
+      <w:r>
+        <w:rPr>
+          <w:color w:val="auto"/>
+        </w:rPr>
+        <w:t>.</w:t>
+      </w:r>
+      <w:r>
+        <w:rPr>
+          <w:color w:val="auto"/>
+        </w:rPr>
+        <w:t xml:space="preserve"> </w:t>
       </w:r>
     </w:p>
     <w:p>

--- a/static/media/4.qd_ktr_giai_the_HT.docx
+++ b/static/media/4.qd_ktr_giai_the_HT.docx
@@ -6,7 +6,7 @@
       <w:pPr>
         <w:tabs>
           <w:tab w:val="center" w:pos="1276"/>
-          <w:tab w:val="center" w:pos="6804"/>
+          <w:tab w:val="center" w:pos="6237"/>
         </w:tabs>
         <w:spacing w:line="216" w:lineRule="auto"/>
         <w:ind w:left="-567"/>
@@ -25,6 +25,8 @@
         <w:rPr>
           <w:rFonts w:ascii="Times New Roman" w:hAnsi="Times New Roman"/>
           <w:b w:val="0"/>
+          <w:sz w:val="26"/>
+          <w:szCs w:val="26"/>
         </w:rPr>
         <w:t>CỤC THUẾ</w:t>
       </w:r>
@@ -32,17 +34,13 @@
         <w:rPr>
           <w:rFonts w:ascii="Times New Roman" w:hAnsi="Times New Roman"/>
         </w:rPr>
-        <w:t xml:space="preserve"> </w:t>
+        <w:tab/>
       </w:r>
       <w:r>
         <w:rPr>
           <w:rFonts w:ascii="Times New Roman" w:hAnsi="Times New Roman"/>
-        </w:rPr>
-        <w:tab/>
-      </w:r>
-      <w:r>
-        <w:rPr>
-          <w:rFonts w:ascii="Times New Roman" w:hAnsi="Times New Roman"/>
+          <w:sz w:val="26"/>
+          <w:szCs w:val="26"/>
         </w:rPr>
         <w:t>CỘNG HÒA XÃ HỘI CHỦ NGHĨA VIỆT NAM</w:t>
       </w:r>
@@ -51,7 +49,7 @@
       <w:pPr>
         <w:tabs>
           <w:tab w:val="center" w:pos="1276"/>
-          <w:tab w:val="center" w:pos="6804"/>
+          <w:tab w:val="center" w:pos="6237"/>
         </w:tabs>
         <w:spacing w:line="216" w:lineRule="auto"/>
         <w:ind w:left="-567"/>
@@ -59,6 +57,83 @@
           <w:rFonts w:ascii="Times New Roman" w:hAnsi="Times New Roman"/>
         </w:rPr>
       </w:pPr>
+      <w:r>
+        <w:rPr>
+          <w:rFonts w:ascii="Times New Roman" w:hAnsi="Times New Roman"/>
+          <w:b w:val="0"/>
+          <w:noProof/>
+          <w:sz w:val="28"/>
+          <w:szCs w:val="28"/>
+        </w:rPr>
+        <mc:AlternateContent>
+          <mc:Choice Requires="wps">
+            <w:drawing>
+              <wp:anchor distT="0" distB="0" distL="114300" distR="114300" simplePos="0" relativeHeight="251657728" behindDoc="0" locked="0" layoutInCell="1" allowOverlap="1" wp14:anchorId="28C88A1F" wp14:editId="68D0DA34">
+                <wp:simplePos x="0" y="0"/>
+                <wp:positionH relativeFrom="column">
+                  <wp:posOffset>2959100</wp:posOffset>
+                </wp:positionH>
+                <wp:positionV relativeFrom="paragraph">
+                  <wp:posOffset>188595</wp:posOffset>
+                </wp:positionV>
+                <wp:extent cx="2027555" cy="0"/>
+                <wp:effectExtent l="0" t="0" r="0" b="0"/>
+                <wp:wrapNone/>
+                <wp:docPr id="3" name="Line 23"/>
+                <wp:cNvGraphicFramePr>
+                  <a:graphicFrameLocks xmlns:a="http://schemas.openxmlformats.org/drawingml/2006/main"/>
+                </wp:cNvGraphicFramePr>
+                <a:graphic xmlns:a="http://schemas.openxmlformats.org/drawingml/2006/main">
+                  <a:graphicData uri="http://schemas.microsoft.com/office/word/2010/wordprocessingShape">
+                    <wps:wsp>
+                      <wps:cNvCnPr>
+                        <a:cxnSpLocks noChangeShapeType="1"/>
+                      </wps:cNvCnPr>
+                      <wps:spPr bwMode="auto">
+                        <a:xfrm flipV="1">
+                          <a:off x="0" y="0"/>
+                          <a:ext cx="2027555" cy="0"/>
+                        </a:xfrm>
+                        <a:prstGeom prst="line">
+                          <a:avLst/>
+                        </a:prstGeom>
+                        <a:noFill/>
+                        <a:ln w="9525">
+                          <a:solidFill>
+                            <a:srgbClr val="000000"/>
+                          </a:solidFill>
+                          <a:round/>
+                          <a:headEnd/>
+                          <a:tailEnd/>
+                        </a:ln>
+                        <a:extLst>
+                          <a:ext uri="{909E8E84-426E-40DD-AFC4-6F175D3DCCD1}">
+                            <a14:hiddenFill xmlns:a14="http://schemas.microsoft.com/office/drawing/2010/main">
+                              <a:noFill/>
+                            </a14:hiddenFill>
+                          </a:ext>
+                        </a:extLst>
+                      </wps:spPr>
+                      <wps:bodyPr/>
+                    </wps:wsp>
+                  </a:graphicData>
+                </a:graphic>
+                <wp14:sizeRelH relativeFrom="page">
+                  <wp14:pctWidth>0</wp14:pctWidth>
+                </wp14:sizeRelH>
+                <wp14:sizeRelV relativeFrom="page">
+                  <wp14:pctHeight>0</wp14:pctHeight>
+                </wp14:sizeRelV>
+              </wp:anchor>
+            </w:drawing>
+          </mc:Choice>
+          <mc:Fallback>
+            <w:pict>
+              <v:line w14:anchorId="101B1908" id="Line 23" o:spid="_x0000_s1026" style="position:absolute;flip:y;z-index:251657728;visibility:visible;mso-wrap-style:square;mso-width-percent:0;mso-height-percent:0;mso-wrap-distance-left:9pt;mso-wrap-distance-top:0;mso-wrap-distance-right:9pt;mso-wrap-distance-bottom:0;mso-position-horizontal:absolute;mso-position-horizontal-relative:text;mso-position-vertical:absolute;mso-position-vertical-relative:text;mso-width-percent:0;mso-height-percent:0;mso-width-relative:page;mso-height-relative:page" from="233pt,14.85pt" to="392.65pt,14.85pt" o:gfxdata="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"/>
+            </w:pict>
+          </mc:Fallback>
+        </mc:AlternateContent>
+      </w:r>
       <w:r>
         <w:rPr>
           <w:rFonts w:ascii="Times New Roman" w:hAnsi="Times New Roman"/>
@@ -144,34 +219,8 @@
       <w:r>
         <w:rPr>
           <w:rFonts w:ascii="Times New Roman" w:hAnsi="Times New Roman"/>
-          <w:sz w:val="26"/>
-          <w:szCs w:val="26"/>
-        </w:rPr>
-        <w:t>C</w:t>
-      </w:r>
-      <w:r>
-        <w:rPr>
-          <w:rFonts w:ascii="Times New Roman" w:hAnsi="Times New Roman"/>
-          <w:sz w:val="26"/>
-          <w:szCs w:val="26"/>
-        </w:rPr>
-        <w:t>HI C</w:t>
-      </w:r>
-      <w:r>
-        <w:rPr>
-          <w:rFonts w:ascii="Times New Roman" w:hAnsi="Times New Roman"/>
-          <w:sz w:val="26"/>
-          <w:szCs w:val="26"/>
-        </w:rPr>
-        <w:t xml:space="preserve">ỤC THUẾ </w:t>
-      </w:r>
-      <w:r>
-        <w:rPr>
-          <w:rFonts w:ascii="Times New Roman" w:hAnsi="Times New Roman"/>
-          <w:sz w:val="26"/>
-          <w:szCs w:val="26"/>
-        </w:rPr>
-        <w:t>KHU VỰC XI</w:t>
+        </w:rPr>
+        <w:t>THUẾ TỈNH QUẢNG TRỊ</w:t>
       </w:r>
       <w:r>
         <w:rPr>
@@ -225,78 +274,10 @@
         <w:rPr>
           <w:rFonts w:ascii="Times New Roman" w:hAnsi="Times New Roman"/>
           <w:b w:val="0"/>
-          <w:noProof/>
           <w:sz w:val="28"/>
           <w:szCs w:val="28"/>
         </w:rPr>
-        <mc:AlternateContent>
-          <mc:Choice Requires="wps">
-            <w:drawing>
-              <wp:anchor distT="0" distB="0" distL="114300" distR="114300" simplePos="0" relativeHeight="251657728" behindDoc="0" locked="0" layoutInCell="1" allowOverlap="1" wp14:anchorId="28C88A1F" wp14:editId="30679616">
-                <wp:simplePos x="0" y="0"/>
-                <wp:positionH relativeFrom="column">
-                  <wp:posOffset>3292475</wp:posOffset>
-                </wp:positionH>
-                <wp:positionV relativeFrom="paragraph">
-                  <wp:posOffset>4445</wp:posOffset>
-                </wp:positionV>
-                <wp:extent cx="2027555" cy="0"/>
-                <wp:effectExtent l="0" t="0" r="29845" b="19050"/>
-                <wp:wrapNone/>
-                <wp:docPr id="3" name="Line 23"/>
-                <wp:cNvGraphicFramePr>
-                  <a:graphicFrameLocks xmlns:a="http://schemas.openxmlformats.org/drawingml/2006/main"/>
-                </wp:cNvGraphicFramePr>
-                <a:graphic xmlns:a="http://schemas.openxmlformats.org/drawingml/2006/main">
-                  <a:graphicData uri="http://schemas.microsoft.com/office/word/2010/wordprocessingShape">
-                    <wps:wsp>
-                      <wps:cNvCnPr>
-                        <a:cxnSpLocks noChangeShapeType="1"/>
-                      </wps:cNvCnPr>
-                      <wps:spPr bwMode="auto">
-                        <a:xfrm flipV="1">
-                          <a:off x="0" y="0"/>
-                          <a:ext cx="2027555" cy="0"/>
-                        </a:xfrm>
-                        <a:prstGeom prst="line">
-                          <a:avLst/>
-                        </a:prstGeom>
-                        <a:noFill/>
-                        <a:ln w="9525">
-                          <a:solidFill>
-                            <a:srgbClr val="000000"/>
-                          </a:solidFill>
-                          <a:round/>
-                          <a:headEnd/>
-                          <a:tailEnd/>
-                        </a:ln>
-                        <a:extLst>
-                          <a:ext uri="{909E8E84-426E-40DD-AFC4-6F175D3DCCD1}">
-                            <a14:hiddenFill xmlns:a14="http://schemas.microsoft.com/office/drawing/2010/main">
-                              <a:noFill/>
-                            </a14:hiddenFill>
-                          </a:ext>
-                        </a:extLst>
-                      </wps:spPr>
-                      <wps:bodyPr/>
-                    </wps:wsp>
-                  </a:graphicData>
-                </a:graphic>
-                <wp14:sizeRelH relativeFrom="page">
-                  <wp14:pctWidth>0</wp14:pctWidth>
-                </wp14:sizeRelH>
-                <wp14:sizeRelV relativeFrom="page">
-                  <wp14:pctHeight>0</wp14:pctHeight>
-                </wp14:sizeRelV>
-              </wp:anchor>
-            </w:drawing>
-          </mc:Choice>
-          <mc:Fallback>
-            <w:pict>
-              <v:line w14:anchorId="28C1D8E5" id="Line 23" o:spid="_x0000_s1026" style="position:absolute;flip:y;z-index:251657728;visibility:visible;mso-wrap-style:square;mso-width-percent:0;mso-height-percent:0;mso-wrap-distance-left:9pt;mso-wrap-distance-top:0;mso-wrap-distance-right:9pt;mso-wrap-distance-bottom:0;mso-position-horizontal:absolute;mso-position-horizontal-relative:text;mso-position-vertical:absolute;mso-position-vertical-relative:text;mso-width-percent:0;mso-height-percent:0;mso-width-relative:page;mso-height-relative:page" from="259.25pt,.35pt" to="418.9pt,.35pt" o:gfxdata="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"/>
-            </w:pict>
-          </mc:Fallback>
-        </mc:AlternateContent>
+        <w:tab/>
       </w:r>
       <w:r>
         <w:rPr>
@@ -305,7 +286,7 @@
           <w:sz w:val="28"/>
           <w:szCs w:val="28"/>
         </w:rPr>
-        <w:tab/>
+        <w:t xml:space="preserve">Số: </w:t>
       </w:r>
       <w:r>
         <w:rPr>
@@ -314,7 +295,7 @@
           <w:sz w:val="28"/>
           <w:szCs w:val="28"/>
         </w:rPr>
-        <w:t xml:space="preserve">Số: </w:t>
+        <w:t xml:space="preserve">       </w:t>
       </w:r>
       <w:r>
         <w:rPr>
@@ -323,7 +304,7 @@
           <w:sz w:val="28"/>
           <w:szCs w:val="28"/>
         </w:rPr>
-        <w:t xml:space="preserve">       </w:t>
+        <w:t xml:space="preserve"> </w:t>
       </w:r>
       <w:r>
         <w:rPr>
@@ -332,7 +313,7 @@
           <w:sz w:val="28"/>
           <w:szCs w:val="28"/>
         </w:rPr>
-        <w:t xml:space="preserve"> </w:t>
+        <w:t>/QĐ-</w:t>
       </w:r>
       <w:r>
         <w:rPr>
@@ -341,34 +322,7 @@
           <w:sz w:val="28"/>
           <w:szCs w:val="28"/>
         </w:rPr>
-        <w:t>/QĐ-C</w:t>
-      </w:r>
-      <w:r>
-        <w:rPr>
-          <w:rFonts w:ascii="Times New Roman" w:hAnsi="Times New Roman"/>
-          <w:b w:val="0"/>
-          <w:sz w:val="28"/>
-          <w:szCs w:val="28"/>
-        </w:rPr>
-        <w:t>C</w:t>
-      </w:r>
-      <w:r>
-        <w:rPr>
-          <w:rFonts w:ascii="Times New Roman" w:hAnsi="Times New Roman"/>
-          <w:b w:val="0"/>
-          <w:sz w:val="28"/>
-          <w:szCs w:val="28"/>
-        </w:rPr>
-        <w:t>T</w:t>
-      </w:r>
-      <w:r>
-        <w:rPr>
-          <w:rFonts w:ascii="Times New Roman" w:hAnsi="Times New Roman"/>
-          <w:b w:val="0"/>
-          <w:sz w:val="28"/>
-          <w:szCs w:val="28"/>
-        </w:rPr>
-        <w:t>KV.XI</w:t>
+        <w:t>QTR</w:t>
       </w:r>
       <w:r>
         <w:rPr>
@@ -640,7 +594,7 @@
           <w:sz w:val="28"/>
           <w:szCs w:val="28"/>
         </w:rPr>
-        <w:t>C</w:t>
+        <w:t>TRƯỞNG THUẾ</w:t>
       </w:r>
       <w:r>
         <w:rPr>
@@ -648,31 +602,7 @@
           <w:sz w:val="28"/>
           <w:szCs w:val="28"/>
         </w:rPr>
-        <w:t>HI C</w:t>
-      </w:r>
-      <w:r>
-        <w:rPr>
-          <w:rFonts w:ascii="Times New Roman" w:hAnsi="Times New Roman"/>
-          <w:sz w:val="28"/>
-          <w:szCs w:val="28"/>
-        </w:rPr>
-        <w:t xml:space="preserve">ỤC TRƯỞNG </w:t>
-      </w:r>
-      <w:r>
-        <w:rPr>
-          <w:rFonts w:ascii="Times New Roman" w:hAnsi="Times New Roman"/>
-          <w:sz w:val="28"/>
-          <w:szCs w:val="28"/>
-        </w:rPr>
-        <w:t xml:space="preserve">CHI </w:t>
-      </w:r>
-      <w:r>
-        <w:rPr>
-          <w:rFonts w:ascii="Times New Roman" w:hAnsi="Times New Roman"/>
-          <w:sz w:val="28"/>
-          <w:szCs w:val="28"/>
-        </w:rPr>
-        <w:t>CỤC THUẾ</w:t>
+        <w:t xml:space="preserve"> QUẢNG TRỊ</w:t>
       </w:r>
     </w:p>
     <w:p>
@@ -846,7 +776,21 @@
           <w:i/>
           <w:color w:val="auto"/>
         </w:rPr>
-        <w:t>ịnh số 904/Q</w:t>
+        <w:t xml:space="preserve">ịnh số </w:t>
+      </w:r>
+      <w:r>
+        <w:rPr>
+          <w:i/>
+          <w:color w:val="auto"/>
+        </w:rPr>
+        <w:t>1376</w:t>
+      </w:r>
+      <w:r>
+        <w:rPr>
+          <w:i/>
+          <w:color w:val="auto"/>
+        </w:rPr>
+        <w:t>/Q</w:t>
       </w:r>
       <w:r>
         <w:rPr>
@@ -861,7 +805,21 @@
           <w:i/>
           <w:color w:val="auto"/>
         </w:rPr>
-        <w:t xml:space="preserve">-BTC ngày 03/03/2025 của Bộ Tài chính quy </w:t>
+        <w:t xml:space="preserve">-BTC ngày </w:t>
+      </w:r>
+      <w:r>
+        <w:rPr>
+          <w:i/>
+          <w:color w:val="auto"/>
+        </w:rPr>
+        <w:t>30/06</w:t>
+      </w:r>
+      <w:r>
+        <w:rPr>
+          <w:i/>
+          <w:color w:val="auto"/>
+        </w:rPr>
+        <w:t xml:space="preserve">/2025 của Bộ Tài chính quy </w:t>
       </w:r>
       <w:r>
         <w:rPr>
@@ -954,7 +912,21 @@
           <w:i/>
           <w:color w:val="auto"/>
         </w:rPr>
-        <w:t>ịnh số 02/Q</w:t>
+        <w:t xml:space="preserve">ịnh số </w:t>
+      </w:r>
+      <w:r>
+        <w:rPr>
+          <w:i/>
+          <w:color w:val="auto"/>
+        </w:rPr>
+        <w:t>1383</w:t>
+      </w:r>
+      <w:r>
+        <w:rPr>
+          <w:i/>
+          <w:color w:val="auto"/>
+        </w:rPr>
+        <w:t>/Q</w:t>
       </w:r>
       <w:r>
         <w:rPr>
@@ -969,7 +941,21 @@
           <w:i/>
           <w:color w:val="auto"/>
         </w:rPr>
-        <w:t>-CT ngày 03/03/2025 của Cục tr</w:t>
+        <w:t xml:space="preserve">-CT ngày </w:t>
+      </w:r>
+      <w:r>
+        <w:rPr>
+          <w:i/>
+          <w:color w:val="auto"/>
+        </w:rPr>
+        <w:t>30/06</w:t>
+      </w:r>
+      <w:r>
+        <w:rPr>
+          <w:i/>
+          <w:color w:val="auto"/>
+        </w:rPr>
+        <w:t>/2025 của Cục tr</w:t>
       </w:r>
       <w:r>
         <w:rPr>
@@ -1128,64 +1114,199 @@
     <w:p>
       <w:pPr>
         <w:pStyle w:val="BodyTextIndentTimesNewRoman"/>
-        <w:spacing w:line="240" w:lineRule="auto"/>
+        <w:spacing w:before="60" w:line="240" w:lineRule="auto"/>
         <w:ind w:firstLine="567"/>
         <w:rPr>
           <w:i/>
-          <w:color w:val="auto"/>
-        </w:rPr>
-      </w:pPr>
-      <w:r>
-        <w:rPr>
-          <w:i/>
-          <w:color w:val="auto"/>
-        </w:rPr>
-        <w:t>C</w:t>
-      </w:r>
-      <w:r>
-        <w:rPr>
-          <w:rFonts w:hint="eastAsia"/>
-          <w:i/>
-          <w:color w:val="auto"/>
-        </w:rPr>
-        <w:t>ă</w:t>
-      </w:r>
-      <w:r>
-        <w:rPr>
-          <w:i/>
-          <w:color w:val="auto"/>
-        </w:rPr>
-        <w:t>n cứ &lt;qd_tkt_tct&gt; của Tổng cục Thuế về việc giao chỉ tiêu nhiệm vụ thanh tra thuế và kiểm tra thuế tại trụ sở ng</w:t>
-      </w:r>
-      <w:r>
-        <w:rPr>
-          <w:rFonts w:hint="eastAsia"/>
-          <w:i/>
-          <w:color w:val="auto"/>
-        </w:rPr>
-        <w:t>ư</w:t>
-      </w:r>
-      <w:r>
-        <w:rPr>
-          <w:i/>
-          <w:color w:val="auto"/>
-        </w:rPr>
-        <w:t>ời nộp thuế n</w:t>
-      </w:r>
-      <w:r>
-        <w:rPr>
-          <w:rFonts w:hint="eastAsia"/>
-          <w:i/>
-          <w:color w:val="auto"/>
-        </w:rPr>
-        <w:t>ă</w:t>
-      </w:r>
-      <w:r>
-        <w:rPr>
-          <w:i/>
-          <w:color w:val="auto"/>
-        </w:rPr>
-        <w:t>m &lt;nam_kh_tkt&gt;;</w:t>
+          <w:color w:val="000000" w:themeColor="text1"/>
+        </w:rPr>
+      </w:pPr>
+      <w:r>
+        <w:rPr>
+          <w:i/>
+          <w:color w:val="000000" w:themeColor="text1"/>
+        </w:rPr>
+        <w:t xml:space="preserve">Căn cứ </w:t>
+      </w:r>
+      <w:r>
+        <w:rPr>
+          <w:i/>
+          <w:color w:val="000000" w:themeColor="text1"/>
+        </w:rPr>
+        <w:t>Phiếu đề nghị xử lý về việc ch</w:t>
+      </w:r>
+      <w:r>
+        <w:rPr>
+          <w:i/>
+          <w:color w:val="000000" w:themeColor="text1"/>
+        </w:rPr>
+        <w:t>ấ</w:t>
+      </w:r>
+      <w:r>
+        <w:rPr>
+          <w:i/>
+          <w:color w:val="000000" w:themeColor="text1"/>
+        </w:rPr>
+        <w:t>m dứt hiệu lực mã</w:t>
+      </w:r>
+      <w:r>
+        <w:rPr>
+          <w:i/>
+          <w:color w:val="000000" w:themeColor="text1"/>
+        </w:rPr>
+        <w:t xml:space="preserve"> số thuế</w:t>
+      </w:r>
+      <w:r>
+        <w:rPr>
+          <w:i/>
+          <w:color w:val="000000" w:themeColor="text1"/>
+        </w:rPr>
+        <w:t xml:space="preserve"> </w:t>
+      </w:r>
+      <w:r>
+        <w:rPr>
+          <w:i/>
+          <w:color w:val="000000" w:themeColor="text1"/>
+        </w:rPr>
+        <w:t xml:space="preserve">thuế của Phòng Quản lý, hỗ trợ doanh nghiệp số </w:t>
+      </w:r>
+      <w:r>
+        <w:rPr>
+          <w:i/>
+          <w:color w:val="000000" w:themeColor="text1"/>
+        </w:rPr>
+        <w:t>2</w:t>
+      </w:r>
+      <w:r>
+        <w:rPr>
+          <w:i/>
+          <w:color w:val="000000" w:themeColor="text1"/>
+        </w:rPr>
+        <w:t xml:space="preserve"> </w:t>
+      </w:r>
+      <w:r>
+        <w:rPr>
+          <w:i/>
+          <w:color w:val="000000" w:themeColor="text1"/>
+        </w:rPr>
+        <w:t xml:space="preserve">ngày </w:t>
+      </w:r>
+      <w:r>
+        <w:rPr>
+          <w:i/>
+          <w:color w:val="000000" w:themeColor="text1"/>
+        </w:rPr>
+        <w:t>&lt;phieu_xly_ngay&gt;</w:t>
+      </w:r>
+      <w:r>
+        <w:rPr>
+          <w:i/>
+          <w:color w:val="000000" w:themeColor="text1"/>
+        </w:rPr>
+        <w:t>;</w:t>
+      </w:r>
+    </w:p>
+    <w:p>
+      <w:pPr>
+        <w:pStyle w:val="BodyTextIndentTimesNewRoman"/>
+        <w:spacing w:before="60" w:line="240" w:lineRule="auto"/>
+        <w:ind w:firstLine="567"/>
+        <w:rPr>
+          <w:i/>
+          <w:color w:val="auto"/>
+        </w:rPr>
+      </w:pPr>
+      <w:r>
+        <w:rPr>
+          <w:i/>
+          <w:color w:val="auto"/>
+        </w:rPr>
+        <w:t xml:space="preserve">Theo đề nghị của </w:t>
+      </w:r>
+      <w:r>
+        <w:rPr>
+          <w:i/>
+          <w:color w:val="000000" w:themeColor="text1"/>
+        </w:rPr>
+        <w:t>&lt;ld_phong&gt;</w:t>
+      </w:r>
+      <w:r>
+        <w:rPr>
+          <w:i/>
+          <w:color w:val="auto"/>
+        </w:rPr>
+        <w:t xml:space="preserve"> </w:t>
+      </w:r>
+      <w:r>
+        <w:rPr>
+          <w:i/>
+          <w:color w:val="auto"/>
+        </w:rPr>
+        <w:t>Kiểm tra</w:t>
+      </w:r>
+      <w:r>
+        <w:rPr>
+          <w:i/>
+          <w:color w:val="auto"/>
+        </w:rPr>
+        <w:t xml:space="preserve"> số </w:t>
+      </w:r>
+      <w:r>
+        <w:rPr>
+          <w:i/>
+          <w:color w:val="auto"/>
+        </w:rPr>
+        <w:t>2</w:t>
+      </w:r>
+      <w:r>
+        <w:rPr>
+          <w:i/>
+          <w:color w:val="auto"/>
+        </w:rPr>
+        <w:t>.</w:t>
+      </w:r>
+    </w:p>
+    <w:p>
+      <w:pPr>
+        <w:spacing w:before="240"/>
+        <w:jc w:val="center"/>
+        <w:rPr>
+          <w:rFonts w:ascii="Times New Roman" w:hAnsi="Times New Roman"/>
+          <w:sz w:val="27"/>
+          <w:szCs w:val="27"/>
+        </w:rPr>
+      </w:pPr>
+      <w:r>
+        <w:rPr>
+          <w:rFonts w:ascii="Times New Roman" w:hAnsi="Times New Roman"/>
+          <w:sz w:val="27"/>
+          <w:szCs w:val="27"/>
+        </w:rPr>
+        <w:t xml:space="preserve">QUYẾT </w:t>
+      </w:r>
+      <w:r>
+        <w:rPr>
+          <w:rFonts w:ascii="Times New Roman" w:hAnsi="Times New Roman" w:hint="eastAsia"/>
+          <w:sz w:val="27"/>
+          <w:szCs w:val="27"/>
+        </w:rPr>
+        <w:t>Đ</w:t>
+      </w:r>
+      <w:r>
+        <w:rPr>
+          <w:rFonts w:ascii="Times New Roman" w:hAnsi="Times New Roman"/>
+          <w:sz w:val="27"/>
+          <w:szCs w:val="27"/>
+        </w:rPr>
+        <w:t>ỊNH</w:t>
+      </w:r>
+      <w:r>
+        <w:rPr>
+          <w:rFonts w:ascii="Times New Roman" w:hAnsi="Times New Roman"/>
+          <w:sz w:val="27"/>
+          <w:szCs w:val="27"/>
+        </w:rPr>
+        <w:t>:</w:t>
       </w:r>
     </w:p>
     <w:p>
@@ -1194,260 +1315,31 @@
         <w:spacing w:line="240" w:lineRule="auto"/>
         <w:ind w:firstLine="567"/>
         <w:rPr>
+          <w:color w:val="auto"/>
+        </w:rPr>
+      </w:pPr>
+      <w:r>
+        <w:rPr>
+          <w:rFonts w:hint="eastAsia"/>
+          <w:b/>
           <w:bCs/>
-          <w:i/>
-          <w:color w:val="auto"/>
-        </w:rPr>
-      </w:pPr>
-      <w:r>
-        <w:rPr>
-          <w:i/>
-          <w:color w:val="auto"/>
-        </w:rPr>
-        <w:t>C</w:t>
-      </w:r>
-      <w:r>
-        <w:rPr>
-          <w:rFonts w:hint="eastAsia"/>
-          <w:i/>
-          <w:color w:val="auto"/>
-        </w:rPr>
-        <w:t>ă</w:t>
-      </w:r>
-      <w:r>
-        <w:rPr>
-          <w:i/>
-          <w:color w:val="auto"/>
-        </w:rPr>
-        <w:t>n cứ &lt;qd_tkt_cct&gt; của Cục Thuế tỉnh Quảng Trị về việc giao chỉ tiêu nhiệm vụ thanh tra thuế và kiểm tra thuế tại trụ sở ng</w:t>
-      </w:r>
-      <w:r>
-        <w:rPr>
-          <w:rFonts w:hint="eastAsia"/>
-          <w:i/>
-          <w:color w:val="auto"/>
-        </w:rPr>
-        <w:t>ư</w:t>
-      </w:r>
-      <w:r>
-        <w:rPr>
-          <w:i/>
-          <w:color w:val="auto"/>
-        </w:rPr>
-        <w:t>ời nộp thuế n</w:t>
-      </w:r>
-      <w:r>
-        <w:rPr>
-          <w:rFonts w:hint="eastAsia"/>
-          <w:i/>
-          <w:color w:val="auto"/>
-        </w:rPr>
-        <w:t>ă</w:t>
-      </w:r>
-      <w:r>
-        <w:rPr>
-          <w:i/>
-          <w:color w:val="auto"/>
-        </w:rPr>
-        <w:t>m &lt;nam_kh_tkt&gt;;</w:t>
-      </w:r>
-    </w:p>
-    <w:p>
-      <w:pPr>
-        <w:pStyle w:val="BodyTextIndentTimesNewRoman"/>
-        <w:spacing w:before="60" w:line="240" w:lineRule="auto"/>
-        <w:ind w:firstLine="567"/>
-        <w:rPr>
-          <w:i/>
-          <w:color w:val="000000" w:themeColor="text1"/>
-        </w:rPr>
-      </w:pPr>
-      <w:r>
-        <w:rPr>
-          <w:i/>
-          <w:color w:val="000000" w:themeColor="text1"/>
-        </w:rPr>
-        <w:t xml:space="preserve">Căn cứ </w:t>
-      </w:r>
-      <w:r>
-        <w:rPr>
-          <w:i/>
-          <w:color w:val="000000" w:themeColor="text1"/>
-        </w:rPr>
-        <w:t>Phiếu đề nghị xử lý về việc ch</w:t>
-      </w:r>
-      <w:r>
-        <w:rPr>
-          <w:i/>
-          <w:color w:val="000000" w:themeColor="text1"/>
-        </w:rPr>
-        <w:t>ấ</w:t>
-      </w:r>
-      <w:r>
-        <w:rPr>
-          <w:i/>
-          <w:color w:val="000000" w:themeColor="text1"/>
-        </w:rPr>
-        <w:t>m dứt hiệu lực mã</w:t>
-      </w:r>
-      <w:r>
-        <w:rPr>
-          <w:i/>
-          <w:color w:val="000000" w:themeColor="text1"/>
-        </w:rPr>
-        <w:t xml:space="preserve"> số thuế</w:t>
-      </w:r>
-      <w:r>
-        <w:rPr>
-          <w:i/>
-          <w:color w:val="000000" w:themeColor="text1"/>
-        </w:rPr>
-        <w:t xml:space="preserve"> </w:t>
-      </w:r>
-      <w:r>
-        <w:rPr>
-          <w:i/>
-          <w:color w:val="000000" w:themeColor="text1"/>
-        </w:rPr>
-        <w:t xml:space="preserve">thuế của Phòng Quản lý, hỗ trợ doanh nghiệp số </w:t>
-      </w:r>
-      <w:r>
-        <w:rPr>
-          <w:i/>
-          <w:color w:val="000000" w:themeColor="text1"/>
-        </w:rPr>
-        <w:t>0</w:t>
-      </w:r>
-      <w:r>
-        <w:rPr>
-          <w:i/>
-          <w:color w:val="000000" w:themeColor="text1"/>
-        </w:rPr>
-        <w:t>3</w:t>
-      </w:r>
-      <w:r>
-        <w:rPr>
-          <w:i/>
-          <w:color w:val="000000" w:themeColor="text1"/>
-        </w:rPr>
-        <w:t xml:space="preserve"> </w:t>
-      </w:r>
-      <w:r>
-        <w:rPr>
-          <w:i/>
-          <w:color w:val="000000" w:themeColor="text1"/>
-        </w:rPr>
-        <w:t xml:space="preserve">ngày </w:t>
-      </w:r>
-      <w:r>
-        <w:rPr>
-          <w:i/>
-          <w:color w:val="000000" w:themeColor="text1"/>
-        </w:rPr>
-        <w:t>&lt;phieu_xly_ngay&gt;</w:t>
-      </w:r>
-      <w:r>
-        <w:rPr>
-          <w:i/>
-          <w:color w:val="000000" w:themeColor="text1"/>
-        </w:rPr>
-        <w:t>;</w:t>
-      </w:r>
-    </w:p>
-    <w:p>
-      <w:pPr>
-        <w:pStyle w:val="BodyTextIndentTimesNewRoman"/>
-        <w:spacing w:before="60" w:line="240" w:lineRule="auto"/>
-        <w:ind w:firstLine="567"/>
-        <w:rPr>
-          <w:i/>
-          <w:color w:val="auto"/>
-        </w:rPr>
-      </w:pPr>
-      <w:r>
-        <w:rPr>
-          <w:i/>
-          <w:color w:val="auto"/>
-        </w:rPr>
-        <w:t xml:space="preserve">Theo đề nghị của </w:t>
-      </w:r>
-      <w:r>
-        <w:rPr>
-          <w:i/>
-          <w:color w:val="000000" w:themeColor="text1"/>
-        </w:rPr>
-        <w:t>&lt;ld_phong&gt;</w:t>
-      </w:r>
-      <w:r>
-        <w:rPr>
-          <w:i/>
-          <w:color w:val="auto"/>
-        </w:rPr>
-        <w:t xml:space="preserve"> Thanh tra – </w:t>
-      </w:r>
-      <w:r>
-        <w:rPr>
-          <w:i/>
-          <w:color w:val="auto"/>
-        </w:rPr>
-        <w:t>Kiểm tra</w:t>
-      </w:r>
-      <w:r>
-        <w:rPr>
-          <w:i/>
-          <w:color w:val="auto"/>
-        </w:rPr>
-        <w:t xml:space="preserve"> số 4</w:t>
-      </w:r>
-      <w:r>
-        <w:rPr>
-          <w:i/>
-          <w:color w:val="auto"/>
-        </w:rPr>
-        <w:t>.</w:t>
-      </w:r>
-    </w:p>
-    <w:p>
-      <w:pPr>
-        <w:spacing w:before="240"/>
-        <w:jc w:val="center"/>
-        <w:rPr>
-          <w:rFonts w:ascii="Times New Roman" w:hAnsi="Times New Roman"/>
-          <w:sz w:val="27"/>
-          <w:szCs w:val="27"/>
-        </w:rPr>
-      </w:pPr>
-      <w:r>
-        <w:rPr>
-          <w:rFonts w:ascii="Times New Roman" w:hAnsi="Times New Roman"/>
-          <w:sz w:val="27"/>
-          <w:szCs w:val="27"/>
-        </w:rPr>
-        <w:t xml:space="preserve">QUYẾT </w:t>
-      </w:r>
-      <w:r>
-        <w:rPr>
-          <w:rFonts w:ascii="Times New Roman" w:hAnsi="Times New Roman" w:hint="eastAsia"/>
-          <w:sz w:val="27"/>
-          <w:szCs w:val="27"/>
+          <w:color w:val="auto"/>
         </w:rPr>
         <w:t>Đ</w:t>
       </w:r>
       <w:r>
         <w:rPr>
-          <w:rFonts w:ascii="Times New Roman" w:hAnsi="Times New Roman"/>
-          <w:sz w:val="27"/>
-          <w:szCs w:val="27"/>
-        </w:rPr>
-        <w:t>ỊNH</w:t>
-      </w:r>
-      <w:r>
-        <w:rPr>
-          <w:rFonts w:ascii="Times New Roman" w:hAnsi="Times New Roman"/>
-          <w:sz w:val="27"/>
-          <w:szCs w:val="27"/>
-        </w:rPr>
-        <w:t>:</w:t>
+          <w:b/>
+          <w:bCs/>
+          <w:color w:val="auto"/>
+        </w:rPr>
+        <w:t>iều 1</w:t>
+      </w:r>
+      <w:r>
+        <w:rPr>
+          <w:color w:val="auto"/>
+        </w:rPr>
+        <w:t>. Kiểm tra thuế tại &lt;ten_dv&gt;;</w:t>
       </w:r>
     </w:p>
     <w:p>
@@ -1461,26 +1353,9 @@
       </w:pPr>
       <w:r>
         <w:rPr>
-          <w:rFonts w:hint="eastAsia"/>
-          <w:b/>
-          <w:bCs/>
-          <w:color w:val="auto"/>
-        </w:rPr>
-        <w:t>Đ</w:t>
-      </w:r>
-      <w:r>
-        <w:rPr>
-          <w:b/>
-          <w:bCs/>
-          <w:color w:val="auto"/>
-        </w:rPr>
-        <w:t>iều 1</w:t>
-      </w:r>
-      <w:r>
-        <w:rPr>
-          <w:color w:val="auto"/>
-        </w:rPr>
-        <w:t>. Kiểm tra thuế tại &lt;ten_dv&gt;;</w:t>
+          <w:color w:val="auto"/>
+        </w:rPr>
+        <w:t xml:space="preserve">Mã số thuế: &lt;mst&gt;; </w:t>
       </w:r>
     </w:p>
     <w:p>
@@ -1494,9 +1369,28 @@
       </w:pPr>
       <w:r>
         <w:rPr>
-          <w:color w:val="auto"/>
-        </w:rPr>
-        <w:t xml:space="preserve">Mã số thuế: &lt;mst&gt;; </w:t>
+          <w:rFonts w:hint="eastAsia"/>
+          <w:color w:val="auto"/>
+        </w:rPr>
+        <w:t>Đ</w:t>
+      </w:r>
+      <w:r>
+        <w:rPr>
+          <w:color w:val="auto"/>
+        </w:rPr>
+        <w:t>ịa chỉ: &lt;dia_chi&gt;</w:t>
+      </w:r>
+      <w:r>
+        <w:rPr>
+          <w:color w:val="auto"/>
+        </w:rPr>
+        <w:t>.</w:t>
+      </w:r>
+      <w:r>
+        <w:rPr>
+          <w:color w:val="auto"/>
+        </w:rPr>
+        <w:t xml:space="preserve"> </w:t>
       </w:r>
     </w:p>
     <w:p>
@@ -1510,41 +1404,6 @@
       </w:pPr>
       <w:r>
         <w:rPr>
-          <w:rFonts w:hint="eastAsia"/>
-          <w:color w:val="auto"/>
-        </w:rPr>
-        <w:t>Đ</w:t>
-      </w:r>
-      <w:r>
-        <w:rPr>
-          <w:color w:val="auto"/>
-        </w:rPr>
-        <w:t>ịa chỉ: &lt;dia_chi&gt;</w:t>
-      </w:r>
-      <w:r>
-        <w:rPr>
-          <w:color w:val="auto"/>
-        </w:rPr>
-        <w:t>.</w:t>
-      </w:r>
-      <w:r>
-        <w:rPr>
-          <w:color w:val="auto"/>
-        </w:rPr>
-        <w:t xml:space="preserve"> </w:t>
-      </w:r>
-    </w:p>
-    <w:p>
-      <w:pPr>
-        <w:pStyle w:val="BodyTextIndentTimesNewRoman"/>
-        <w:spacing w:line="240" w:lineRule="auto"/>
-        <w:ind w:firstLine="567"/>
-        <w:rPr>
-          <w:color w:val="auto"/>
-        </w:rPr>
-      </w:pPr>
-      <w:r>
-        <w:rPr>
           <w:color w:val="auto"/>
         </w:rPr>
         <w:t xml:space="preserve">Nội dung kiểm tra: </w:t>
@@ -1553,7 +1412,13 @@
         <w:rPr>
           <w:color w:val="auto"/>
         </w:rPr>
-        <w:t>Kiểm tra giải thể</w:t>
+        <w:t>Kiểm tra</w:t>
+      </w:r>
+      <w:r>
+        <w:rPr>
+          <w:color w:val="auto"/>
+        </w:rPr>
+        <w:t xml:space="preserve"> việc chấp hành pháp luật thuế</w:t>
       </w:r>
       <w:r>
         <w:rPr>
@@ -2517,7 +2382,6 @@
                 <w:sz w:val="28"/>
                 <w:szCs w:val="28"/>
               </w:rPr>
-              <w:lastRenderedPageBreak/>
               <w:t>7.</w:t>
             </w:r>
           </w:p>
@@ -2877,6 +2741,7 @@
         <w:rPr>
           <w:color w:val="auto"/>
         </w:rPr>
+        <w:lastRenderedPageBreak/>
         <w:t xml:space="preserve">Thời </w:t>
       </w:r>
       <w:r>
@@ -3292,7 +3157,15 @@
           <w:sz w:val="22"/>
           <w:szCs w:val="22"/>
         </w:rPr>
-        <w:t>QLHTDN số 3</w:t>
+        <w:t xml:space="preserve">QLDN </w:t>
+      </w:r>
+      <w:r>
+        <w:rPr>
+          <w:color w:val="000000" w:themeColor="text1"/>
+          <w:sz w:val="22"/>
+          <w:szCs w:val="22"/>
+        </w:rPr>
+        <w:t>2</w:t>
       </w:r>
       <w:r>
         <w:rPr>
@@ -3335,7 +3208,7 @@
           <w:sz w:val="22"/>
           <w:szCs w:val="22"/>
         </w:rPr>
-        <w:t>TTKT</w:t>
+        <w:t>KT</w:t>
       </w:r>
       <w:r>
         <w:rPr>
@@ -3343,7 +3216,15 @@
           <w:sz w:val="22"/>
           <w:szCs w:val="22"/>
         </w:rPr>
-        <w:t xml:space="preserve">4 </w:t>
+        <w:t>2</w:t>
+      </w:r>
+      <w:r>
+        <w:rPr>
+          <w:color w:val="000000" w:themeColor="text1"/>
+          <w:sz w:val="22"/>
+          <w:szCs w:val="22"/>
+        </w:rPr>
+        <w:t xml:space="preserve"> </w:t>
       </w:r>
       <w:r>
         <w:rPr>
